--- a/data/revised_2026-10_full/outputs/v2/Maths/SS2.2_Area_of_Polygons/Mathematics_Area_of_Polygons_CBE_LessonSequence.docx
+++ b/data/revised_2026-10_full/outputs/v2/Maths/SS2.2_Area_of_Polygons/Mathematics_Area_of_Polygons_CBE_LessonSequence.docx
@@ -2258,7 +2258,7 @@
         </w:rPr>
         <w:t xml:space="preserve">© 2026 SeaVuria and ARES. This work is licensed under a </w:t>
       </w:r>
-      <w:hyperlink w:history="1" r:id="rIdhj4ysj82jrxwblrs26m6l">
+      <w:hyperlink w:history="1" r:id="rId0sjhhsdd8xrcrkg7j0f6u">
         <w:r>
           <w:rPr>
             <w:rFonts w:ascii="Arial" w:cs="Arial" w:eastAsia="Arial" w:hAnsi="Arial"/>
@@ -2278,7 +2278,7 @@
         </w:rPr>
         <w:t xml:space="preserve"> (</w:t>
       </w:r>
-      <w:hyperlink w:history="1" r:id="rIdzz0dbxwii7pjhh81c8bgy">
+      <w:hyperlink w:history="1" r:id="rIdnu6r6dortn4xnrd6grlfp">
         <w:r>
           <w:rPr>
             <w:rFonts w:ascii="Arial" w:cs="Arial" w:eastAsia="Arial" w:hAnsi="Arial"/>
@@ -2298,7 +2298,7 @@
         </w:rPr>
         <w:t xml:space="preserve">). To view a copy of this license, visit </w:t>
       </w:r>
-      <w:hyperlink w:history="1" r:id="rIdx8gnuyfefwvjwyybcskrh">
+      <w:hyperlink w:history="1" r:id="rIdzjurzkn7gtfcrcasn2_y3">
         <w:r>
           <w:rPr>
             <w:rFonts w:ascii="Arial" w:cs="Arial" w:eastAsia="Arial" w:hAnsi="Arial"/>
@@ -3337,7 +3337,7 @@
             <w:pPr>
               <w:spacing w:after="20" w:before="0"/>
             </w:pPr>
-            <w:hyperlink w:history="1" r:id="rIdkclfpher_wxoudx3xb_zp">
+            <w:hyperlink w:history="1" r:id="rIdrlytpazpwpht6o94jpiid">
               <w:r>
                 <w:rPr>
                   <w:rFonts w:ascii="Arial" w:cs="Arial" w:eastAsia="Arial" w:hAnsi="Arial"/>
@@ -3370,7 +3370,7 @@
               <w:spacing w:after="10" w:before="0"/>
               <w:ind w:left="120"/>
             </w:pPr>
-            <w:hyperlink w:history="1" r:id="rIdjscgir66uafu3vlsy4cdr">
+            <w:hyperlink w:history="1" r:id="rIdzmzvcuyvfbk2rsafbincv">
               <w:r>
                 <w:rPr>
                   <w:rFonts w:ascii="Arial" w:cs="Arial" w:eastAsia="Arial" w:hAnsi="Arial"/>
@@ -3415,7 +3415,7 @@
             <w:pPr>
               <w:spacing w:after="20" w:before="0"/>
             </w:pPr>
-            <w:hyperlink w:history="1" r:id="rIdt057tgts4_txgwwnszxli">
+            <w:hyperlink w:history="1" r:id="rIdygir5e-ggblgbjrpmfjp9">
               <w:r>
                 <w:rPr>
                   <w:rFonts w:ascii="Arial" w:cs="Arial" w:eastAsia="Arial" w:hAnsi="Arial"/>
@@ -3448,7 +3448,7 @@
               <w:spacing w:after="10" w:before="0"/>
               <w:ind w:left="120"/>
             </w:pPr>
-            <w:hyperlink w:history="1" r:id="rIduu-ydzapvmziiusjbk9b8">
+            <w:hyperlink w:history="1" r:id="rIdi9pjzem6_vpaim0frqibd">
               <w:r>
                 <w:rPr>
                   <w:rFonts w:ascii="Arial" w:cs="Arial" w:eastAsia="Arial" w:hAnsi="Arial"/>
@@ -3648,7 +3648,7 @@
             <w:pPr>
               <w:spacing w:after="20" w:before="0"/>
             </w:pPr>
-            <w:hyperlink w:history="1" r:id="rIdmdtvevd63p52rvecshfzd">
+            <w:hyperlink w:history="1" r:id="rId626ynfefkwnq-g8d2v7th">
               <w:r>
                 <w:rPr>
                   <w:rFonts w:ascii="Arial" w:cs="Arial" w:eastAsia="Arial" w:hAnsi="Arial"/>
@@ -3681,7 +3681,7 @@
               <w:spacing w:after="10" w:before="0"/>
               <w:ind w:left="120"/>
             </w:pPr>
-            <w:hyperlink w:history="1" r:id="rIdpdmcblmvgbi4lcw73zpe4">
+            <w:hyperlink w:history="1" r:id="rIdnunhrnfhuzrosmodxkgih">
               <w:r>
                 <w:rPr>
                   <w:rFonts w:ascii="Arial" w:cs="Arial" w:eastAsia="Arial" w:hAnsi="Arial"/>
@@ -3726,7 +3726,7 @@
             <w:pPr>
               <w:spacing w:after="20" w:before="0"/>
             </w:pPr>
-            <w:hyperlink w:history="1" r:id="rId-pcjhvopfrgkp0v-yr9bu">
+            <w:hyperlink w:history="1" r:id="rIdx0vihdkh2bk3sus8l5ane">
               <w:r>
                 <w:rPr>
                   <w:rFonts w:ascii="Arial" w:cs="Arial" w:eastAsia="Arial" w:hAnsi="Arial"/>
@@ -3759,7 +3759,7 @@
               <w:spacing w:after="10" w:before="0"/>
               <w:ind w:left="120"/>
             </w:pPr>
-            <w:hyperlink w:history="1" r:id="rIdaqz0x8qrtaye0qg2devjr">
+            <w:hyperlink w:history="1" r:id="rIdzid5_klovtg-w3rl0puyk">
               <w:r>
                 <w:rPr>
                   <w:rFonts w:ascii="Arial" w:cs="Arial" w:eastAsia="Arial" w:hAnsi="Arial"/>
@@ -3959,7 +3959,7 @@
             <w:pPr>
               <w:spacing w:after="20" w:before="0"/>
             </w:pPr>
-            <w:hyperlink w:history="1" r:id="rIdvatfvzkrba_ucmqx2xjlk">
+            <w:hyperlink w:history="1" r:id="rIdxscorts8n89ay3hbgf10_">
               <w:r>
                 <w:rPr>
                   <w:rFonts w:ascii="Arial" w:cs="Arial" w:eastAsia="Arial" w:hAnsi="Arial"/>
@@ -3992,7 +3992,7 @@
               <w:spacing w:after="10" w:before="0"/>
               <w:ind w:left="120"/>
             </w:pPr>
-            <w:hyperlink w:history="1" r:id="rIdbqa4iyjmegkevqnndviwn">
+            <w:hyperlink w:history="1" r:id="rId2rf130nrprek9k6tkal_m">
               <w:r>
                 <w:rPr>
                   <w:rFonts w:ascii="Arial" w:cs="Arial" w:eastAsia="Arial" w:hAnsi="Arial"/>
@@ -4037,7 +4037,7 @@
             <w:pPr>
               <w:spacing w:after="20" w:before="0"/>
             </w:pPr>
-            <w:hyperlink w:history="1" r:id="rId4itavlzwitl8qzhonmjd1">
+            <w:hyperlink w:history="1" r:id="rIdcefnhqsj91puaz5vjex14">
               <w:r>
                 <w:rPr>
                   <w:rFonts w:ascii="Arial" w:cs="Arial" w:eastAsia="Arial" w:hAnsi="Arial"/>
@@ -4070,7 +4070,7 @@
               <w:spacing w:after="10" w:before="0"/>
               <w:ind w:left="120"/>
             </w:pPr>
-            <w:hyperlink w:history="1" r:id="rIdldlxrvmsdgcgd1d1u9kx3">
+            <w:hyperlink w:history="1" r:id="rIdltuiq_yzecdf-kqbtwf1o">
               <w:r>
                 <w:rPr>
                   <w:rFonts w:ascii="Arial" w:cs="Arial" w:eastAsia="Arial" w:hAnsi="Arial"/>
@@ -4270,7 +4270,7 @@
             <w:pPr>
               <w:spacing w:after="20" w:before="0"/>
             </w:pPr>
-            <w:hyperlink w:history="1" r:id="rId0zbhmi05oq2xckgmg84ki">
+            <w:hyperlink w:history="1" r:id="rIdpfrcdpm2gm0tdlmc-27sq">
               <w:r>
                 <w:rPr>
                   <w:rFonts w:ascii="Arial" w:cs="Arial" w:eastAsia="Arial" w:hAnsi="Arial"/>
@@ -4303,7 +4303,7 @@
               <w:spacing w:after="10" w:before="0"/>
               <w:ind w:left="120"/>
             </w:pPr>
-            <w:hyperlink w:history="1" r:id="rIdd1ylh872znyfh3m91syuq">
+            <w:hyperlink w:history="1" r:id="rIdxxqrm40qqssmvjixed8lv">
               <w:r>
                 <w:rPr>
                   <w:rFonts w:ascii="Arial" w:cs="Arial" w:eastAsia="Arial" w:hAnsi="Arial"/>
@@ -4348,7 +4348,7 @@
             <w:pPr>
               <w:spacing w:after="20" w:before="0"/>
             </w:pPr>
-            <w:hyperlink w:history="1" r:id="rIdsvyjxzngaypppibvriqdw">
+            <w:hyperlink w:history="1" r:id="rIdhhgjy_wpg7un4ruxs2yij">
               <w:r>
                 <w:rPr>
                   <w:rFonts w:ascii="Arial" w:cs="Arial" w:eastAsia="Arial" w:hAnsi="Arial"/>
@@ -4381,7 +4381,7 @@
               <w:spacing w:after="10" w:before="0"/>
               <w:ind w:left="120"/>
             </w:pPr>
-            <w:hyperlink w:history="1" r:id="rIdhmrquo6y3tlugqfglgsnj">
+            <w:hyperlink w:history="1" r:id="rIdnenxkg23vt4ttt3soouve">
               <w:r>
                 <w:rPr>
                   <w:rFonts w:ascii="Arial" w:cs="Arial" w:eastAsia="Arial" w:hAnsi="Arial"/>
@@ -4581,7 +4581,7 @@
             <w:pPr>
               <w:spacing w:after="20" w:before="0"/>
             </w:pPr>
-            <w:hyperlink w:history="1" r:id="rIdzg8z6x9lzjfmudynjtjel">
+            <w:hyperlink w:history="1" r:id="rIdinhw3yqugpiluizhftagd">
               <w:r>
                 <w:rPr>
                   <w:rFonts w:ascii="Arial" w:cs="Arial" w:eastAsia="Arial" w:hAnsi="Arial"/>
@@ -4630,7 +4630,7 @@
               <w:spacing w:after="10" w:before="0"/>
               <w:ind w:left="120"/>
             </w:pPr>
-            <w:hyperlink w:history="1" r:id="rIdncb-57qfmjwwoywweqetf">
+            <w:hyperlink w:history="1" r:id="rIdrbo9wwdvarxhv-srckdpz">
               <w:r>
                 <w:rPr>
                   <w:rFonts w:ascii="Arial" w:cs="Arial" w:eastAsia="Arial" w:hAnsi="Arial"/>
@@ -4675,7 +4675,7 @@
             <w:pPr>
               <w:spacing w:after="20" w:before="0"/>
             </w:pPr>
-            <w:hyperlink w:history="1" r:id="rIdcjpim5zqtnpjiqjd0qf7e">
+            <w:hyperlink w:history="1" r:id="rId3a_sgpzch0ka6vpl9cwwi">
               <w:r>
                 <w:rPr>
                   <w:rFonts w:ascii="Arial" w:cs="Arial" w:eastAsia="Arial" w:hAnsi="Arial"/>
@@ -4708,7 +4708,7 @@
               <w:spacing w:after="10" w:before="0"/>
               <w:ind w:left="120"/>
             </w:pPr>
-            <w:hyperlink w:history="1" r:id="rIdhdt0vhns8yy9oyhb0rttf">
+            <w:hyperlink w:history="1" r:id="rIdotits0sh6mpubnb-wce_t">
               <w:r>
                 <w:rPr>
                   <w:rFonts w:ascii="Arial" w:cs="Arial" w:eastAsia="Arial" w:hAnsi="Arial"/>
@@ -5233,7 +5233,7 @@
         </w:rPr>
         <w:t xml:space="preserve">© 2026 SeaVuria and ARES. Aligned with KICD objectives. Developed by SeaVuria; technical implementation by ARES (with AI assistance from Claude). Licensed under </w:t>
       </w:r>
-      <w:hyperlink w:history="1" r:id="rId1rupgelczwtyjqbi38bk7">
+      <w:hyperlink w:history="1" r:id="rIdkdhnxxt-ozfo3bfza4quh">
         <w:r>
           <w:rPr>
             <w:rFonts w:ascii="Arial" w:cs="Arial" w:eastAsia="Arial" w:hAnsi="Arial"/>
@@ -5254,7 +5254,7 @@
         </w:rPr>
         <w:t xml:space="preserve"> (</w:t>
       </w:r>
-      <w:hyperlink w:history="1" r:id="rIdlnh5_v-hb22wvq_je4yk2">
+      <w:hyperlink w:history="1" r:id="rIdvewumngniqeltxnsas_vl">
         <w:r>
           <w:rPr>
             <w:rFonts w:ascii="Arial" w:cs="Arial" w:eastAsia="Arial" w:hAnsi="Arial"/>
@@ -6294,7 +6294,7 @@
             <w:pPr>
               <w:spacing w:after="20" w:before="0"/>
             </w:pPr>
-            <w:hyperlink w:history="1" r:id="rId0dafpd-u81pysp0eyqmwb">
+            <w:hyperlink w:history="1" r:id="rIded4ulqwiphojs2lrbdn5f">
               <w:r>
                 <w:rPr>
                   <w:rFonts w:ascii="Arial" w:cs="Arial" w:eastAsia="Arial" w:hAnsi="Arial"/>
@@ -6343,7 +6343,7 @@
               <w:spacing w:after="10" w:before="0"/>
               <w:ind w:left="120"/>
             </w:pPr>
-            <w:hyperlink w:history="1" r:id="rIdmdgj1qnyz96ve6ltbf5ux">
+            <w:hyperlink w:history="1" r:id="rIdu4nenpv1cqbfl8n8cik8t">
               <w:r>
                 <w:rPr>
                   <w:rFonts w:ascii="Arial" w:cs="Arial" w:eastAsia="Arial" w:hAnsi="Arial"/>
@@ -6388,7 +6388,7 @@
             <w:pPr>
               <w:spacing w:after="20" w:before="0"/>
             </w:pPr>
-            <w:hyperlink w:history="1" r:id="rId8k5hdbea60jlrmfijdxvv">
+            <w:hyperlink w:history="1" r:id="rId_qhd3oybeghoxacztuoy_">
               <w:r>
                 <w:rPr>
                   <w:rFonts w:ascii="Arial" w:cs="Arial" w:eastAsia="Arial" w:hAnsi="Arial"/>
@@ -6421,7 +6421,7 @@
               <w:spacing w:after="10" w:before="0"/>
               <w:ind w:left="120"/>
             </w:pPr>
-            <w:hyperlink w:history="1" r:id="rIdvcmchfhsykp5plqalaf1w">
+            <w:hyperlink w:history="1" r:id="rIde5qyeeumxisw3t1f8g3pk">
               <w:r>
                 <w:rPr>
                   <w:rFonts w:ascii="Arial" w:cs="Arial" w:eastAsia="Arial" w:hAnsi="Arial"/>
@@ -6621,7 +6621,7 @@
             <w:pPr>
               <w:spacing w:after="20" w:before="0"/>
             </w:pPr>
-            <w:hyperlink w:history="1" r:id="rIdwjzdvgx5y1vngdcpdgxd6">
+            <w:hyperlink w:history="1" r:id="rIdh8zm78zh1weqhhs4iuoht">
               <w:r>
                 <w:rPr>
                   <w:rFonts w:ascii="Arial" w:cs="Arial" w:eastAsia="Arial" w:hAnsi="Arial"/>
@@ -6670,7 +6670,7 @@
               <w:spacing w:after="10" w:before="0"/>
               <w:ind w:left="120"/>
             </w:pPr>
-            <w:hyperlink w:history="1" r:id="rIdvfp57u9c6oommtdt8xbly">
+            <w:hyperlink w:history="1" r:id="rId7vhpe1majiwbro8qsbc-j">
               <w:r>
                 <w:rPr>
                   <w:rFonts w:ascii="Arial" w:cs="Arial" w:eastAsia="Arial" w:hAnsi="Arial"/>
@@ -6715,7 +6715,7 @@
             <w:pPr>
               <w:spacing w:after="20" w:before="0"/>
             </w:pPr>
-            <w:hyperlink w:history="1" r:id="rIdkialpkfa_0rsh6bxgg7jc">
+            <w:hyperlink w:history="1" r:id="rIdwdpgnxn0eusbcxzgx-s8m">
               <w:r>
                 <w:rPr>
                   <w:rFonts w:ascii="Arial" w:cs="Arial" w:eastAsia="Arial" w:hAnsi="Arial"/>
@@ -6748,7 +6748,7 @@
               <w:spacing w:after="10" w:before="0"/>
               <w:ind w:left="120"/>
             </w:pPr>
-            <w:hyperlink w:history="1" r:id="rId3dor73hjy63xvc-smgzn4">
+            <w:hyperlink w:history="1" r:id="rIdqxbtvlacdbfm_fqk18rqu">
               <w:r>
                 <w:rPr>
                   <w:rFonts w:ascii="Arial" w:cs="Arial" w:eastAsia="Arial" w:hAnsi="Arial"/>
@@ -6948,7 +6948,7 @@
             <w:pPr>
               <w:spacing w:after="20" w:before="0"/>
             </w:pPr>
-            <w:hyperlink w:history="1" r:id="rIdgjnhko7jsvuc33drkmj2b">
+            <w:hyperlink w:history="1" r:id="rIdldwrrb_iot5pzb4uaermh">
               <w:r>
                 <w:rPr>
                   <w:rFonts w:ascii="Arial" w:cs="Arial" w:eastAsia="Arial" w:hAnsi="Arial"/>
@@ -6997,7 +6997,7 @@
               <w:spacing w:after="10" w:before="0"/>
               <w:ind w:left="120"/>
             </w:pPr>
-            <w:hyperlink w:history="1" r:id="rIdp-vammoo6hmdj5icwc8df">
+            <w:hyperlink w:history="1" r:id="rIdw6qvpuijgmpwyburzpuy6">
               <w:r>
                 <w:rPr>
                   <w:rFonts w:ascii="Arial" w:cs="Arial" w:eastAsia="Arial" w:hAnsi="Arial"/>
@@ -7042,7 +7042,7 @@
             <w:pPr>
               <w:spacing w:after="20" w:before="0"/>
             </w:pPr>
-            <w:hyperlink w:history="1" r:id="rId5jvapmrnimnzslr27mzib">
+            <w:hyperlink w:history="1" r:id="rIdhnr_so_qraq2p057wy3j-">
               <w:r>
                 <w:rPr>
                   <w:rFonts w:ascii="Arial" w:cs="Arial" w:eastAsia="Arial" w:hAnsi="Arial"/>
@@ -7075,7 +7075,7 @@
               <w:spacing w:after="10" w:before="0"/>
               <w:ind w:left="120"/>
             </w:pPr>
-            <w:hyperlink w:history="1" r:id="rIdgcnv8dy1vttmr4aso4dbq">
+            <w:hyperlink w:history="1" r:id="rId9wwm38xsfw4ekgjgoharw">
               <w:r>
                 <w:rPr>
                   <w:rFonts w:ascii="Arial" w:cs="Arial" w:eastAsia="Arial" w:hAnsi="Arial"/>
@@ -7275,7 +7275,7 @@
             <w:pPr>
               <w:spacing w:after="20" w:before="0"/>
             </w:pPr>
-            <w:hyperlink w:history="1" r:id="rIdzgm6jo0nkc6nq4deg5a9x">
+            <w:hyperlink w:history="1" r:id="rId04hncufnpw0dhsrfge_th">
               <w:r>
                 <w:rPr>
                   <w:rFonts w:ascii="Arial" w:cs="Arial" w:eastAsia="Arial" w:hAnsi="Arial"/>
@@ -7324,7 +7324,7 @@
               <w:spacing w:after="10" w:before="0"/>
               <w:ind w:left="120"/>
             </w:pPr>
-            <w:hyperlink w:history="1" r:id="rIdjfadnlzu3ztfe3h0yau4j">
+            <w:hyperlink w:history="1" r:id="rId2p3ygwadsibvchclmevxi">
               <w:r>
                 <w:rPr>
                   <w:rFonts w:ascii="Arial" w:cs="Arial" w:eastAsia="Arial" w:hAnsi="Arial"/>
@@ -7369,7 +7369,7 @@
             <w:pPr>
               <w:spacing w:after="20" w:before="0"/>
             </w:pPr>
-            <w:hyperlink w:history="1" r:id="rIdhajrfyuiduv5cb7nej9ml">
+            <w:hyperlink w:history="1" r:id="rIddmopo5ckl5-pagmpvou1e">
               <w:r>
                 <w:rPr>
                   <w:rFonts w:ascii="Arial" w:cs="Arial" w:eastAsia="Arial" w:hAnsi="Arial"/>
@@ -7402,7 +7402,7 @@
               <w:spacing w:after="10" w:before="0"/>
               <w:ind w:left="120"/>
             </w:pPr>
-            <w:hyperlink w:history="1" r:id="rIdaarrhsfwk9zyz2bkmbazo">
+            <w:hyperlink w:history="1" r:id="rId8b1vm4lpyq6stkmqfhcey">
               <w:r>
                 <w:rPr>
                   <w:rFonts w:ascii="Arial" w:cs="Arial" w:eastAsia="Arial" w:hAnsi="Arial"/>
@@ -7602,7 +7602,7 @@
             <w:pPr>
               <w:spacing w:after="20" w:before="0"/>
             </w:pPr>
-            <w:hyperlink w:history="1" r:id="rIdrhf3ypnehrzkewazl3hi6">
+            <w:hyperlink w:history="1" r:id="rIdsrh4c8s6ibrpoe4zzhqe6">
               <w:r>
                 <w:rPr>
                   <w:rFonts w:ascii="Arial" w:cs="Arial" w:eastAsia="Arial" w:hAnsi="Arial"/>
@@ -7651,7 +7651,7 @@
               <w:spacing w:after="10" w:before="0"/>
               <w:ind w:left="120"/>
             </w:pPr>
-            <w:hyperlink w:history="1" r:id="rIduhdqhshnnlk_k1xfob1mk">
+            <w:hyperlink w:history="1" r:id="rIdpk9oqjuvev0co11vz3ful">
               <w:r>
                 <w:rPr>
                   <w:rFonts w:ascii="Arial" w:cs="Arial" w:eastAsia="Arial" w:hAnsi="Arial"/>
@@ -7696,7 +7696,7 @@
             <w:pPr>
               <w:spacing w:after="20" w:before="0"/>
             </w:pPr>
-            <w:hyperlink w:history="1" r:id="rIdo6aytcdmsclu7mt9tvqdf">
+            <w:hyperlink w:history="1" r:id="rIddflvr6qvhsbuvdjgbcy9b">
               <w:r>
                 <w:rPr>
                   <w:rFonts w:ascii="Arial" w:cs="Arial" w:eastAsia="Arial" w:hAnsi="Arial"/>
@@ -7729,7 +7729,7 @@
               <w:spacing w:after="10" w:before="0"/>
               <w:ind w:left="120"/>
             </w:pPr>
-            <w:hyperlink w:history="1" r:id="rIdzjdn0213d_kqwvlv9qnpk">
+            <w:hyperlink w:history="1" r:id="rIdt6xcncdawg5y7wwz40k0v">
               <w:r>
                 <w:rPr>
                   <w:rFonts w:ascii="Arial" w:cs="Arial" w:eastAsia="Arial" w:hAnsi="Arial"/>
@@ -8254,7 +8254,7 @@
         </w:rPr>
         <w:t xml:space="preserve">© 2026 SeaVuria and ARES. Aligned with KICD objectives. Developed by SeaVuria; technical implementation by ARES (with AI assistance from Claude). Licensed under </w:t>
       </w:r>
-      <w:hyperlink w:history="1" r:id="rIdr3eijy6e17zaozo7kru6k">
+      <w:hyperlink w:history="1" r:id="rIdnvc7ytdeujlc2b1te1esi">
         <w:r>
           <w:rPr>
             <w:rFonts w:ascii="Arial" w:cs="Arial" w:eastAsia="Arial" w:hAnsi="Arial"/>
@@ -8275,7 +8275,7 @@
         </w:rPr>
         <w:t xml:space="preserve"> (</w:t>
       </w:r>
-      <w:hyperlink w:history="1" r:id="rIdlp0ifhinptgyrnlwh2l21">
+      <w:hyperlink w:history="1" r:id="rIdl3expc6b3snoz0k-zctfl">
         <w:r>
           <w:rPr>
             <w:rFonts w:ascii="Arial" w:cs="Arial" w:eastAsia="Arial" w:hAnsi="Arial"/>
@@ -9315,7 +9315,7 @@
             <w:pPr>
               <w:spacing w:after="20" w:before="0"/>
             </w:pPr>
-            <w:hyperlink w:history="1" r:id="rId8frcc6pebhdnb4eu9c6ps">
+            <w:hyperlink w:history="1" r:id="rId8zsfwp4rfp2w1b-ruv97r">
               <w:r>
                 <w:rPr>
                   <w:rFonts w:ascii="Arial" w:cs="Arial" w:eastAsia="Arial" w:hAnsi="Arial"/>
@@ -9364,7 +9364,7 @@
               <w:spacing w:after="10" w:before="0"/>
               <w:ind w:left="120"/>
             </w:pPr>
-            <w:hyperlink w:history="1" r:id="rIdybxmbsqe11wtn3qxbkez8">
+            <w:hyperlink w:history="1" r:id="rId1wig91jmmefz4ojw98zyt">
               <w:r>
                 <w:rPr>
                   <w:rFonts w:ascii="Arial" w:cs="Arial" w:eastAsia="Arial" w:hAnsi="Arial"/>
@@ -9409,7 +9409,7 @@
             <w:pPr>
               <w:spacing w:after="20" w:before="0"/>
             </w:pPr>
-            <w:hyperlink w:history="1" r:id="rIdxigj0iuychewrpipv27qy">
+            <w:hyperlink w:history="1" r:id="rIdtugichnqtvt45kr8taku7">
               <w:r>
                 <w:rPr>
                   <w:rFonts w:ascii="Arial" w:cs="Arial" w:eastAsia="Arial" w:hAnsi="Arial"/>
@@ -9442,7 +9442,7 @@
               <w:spacing w:after="10" w:before="0"/>
               <w:ind w:left="120"/>
             </w:pPr>
-            <w:hyperlink w:history="1" r:id="rIdxyw6aqoe3wfr8znineebs">
+            <w:hyperlink w:history="1" r:id="rIdq9uccnxunw3dndz2rlb1l">
               <w:r>
                 <w:rPr>
                   <w:rFonts w:ascii="Arial" w:cs="Arial" w:eastAsia="Arial" w:hAnsi="Arial"/>
@@ -9642,7 +9642,7 @@
             <w:pPr>
               <w:spacing w:after="20" w:before="0"/>
             </w:pPr>
-            <w:hyperlink w:history="1" r:id="rIdyrpurnxjiobz1oe30jimc">
+            <w:hyperlink w:history="1" r:id="rIdbgza2fjoce8geqibc0qad">
               <w:r>
                 <w:rPr>
                   <w:rFonts w:ascii="Arial" w:cs="Arial" w:eastAsia="Arial" w:hAnsi="Arial"/>
@@ -9691,7 +9691,7 @@
               <w:spacing w:after="10" w:before="0"/>
               <w:ind w:left="120"/>
             </w:pPr>
-            <w:hyperlink w:history="1" r:id="rId1o8kr95cc-_m0pqrva8fh">
+            <w:hyperlink w:history="1" r:id="rIdtlzgep1kdhtpppyyothqj">
               <w:r>
                 <w:rPr>
                   <w:rFonts w:ascii="Arial" w:cs="Arial" w:eastAsia="Arial" w:hAnsi="Arial"/>
@@ -9736,7 +9736,7 @@
             <w:pPr>
               <w:spacing w:after="20" w:before="0"/>
             </w:pPr>
-            <w:hyperlink w:history="1" r:id="rIdx7wcpc8lnyxotqilpjaxc">
+            <w:hyperlink w:history="1" r:id="rIdzc_cvay3w9y6-5nho_nui">
               <w:r>
                 <w:rPr>
                   <w:rFonts w:ascii="Arial" w:cs="Arial" w:eastAsia="Arial" w:hAnsi="Arial"/>
@@ -9769,7 +9769,7 @@
               <w:spacing w:after="10" w:before="0"/>
               <w:ind w:left="120"/>
             </w:pPr>
-            <w:hyperlink w:history="1" r:id="rId1hdiht1taj7d4kyw65b4t">
+            <w:hyperlink w:history="1" r:id="rIdmknazwxuwjnnfyowjbiro">
               <w:r>
                 <w:rPr>
                   <w:rFonts w:ascii="Arial" w:cs="Arial" w:eastAsia="Arial" w:hAnsi="Arial"/>
@@ -9969,7 +9969,7 @@
             <w:pPr>
               <w:spacing w:after="20" w:before="0"/>
             </w:pPr>
-            <w:hyperlink w:history="1" r:id="rIdu2tbclfn0tyh6sjueaxen">
+            <w:hyperlink w:history="1" r:id="rId1sp5qpqex3np5gcczfgnn">
               <w:r>
                 <w:rPr>
                   <w:rFonts w:ascii="Arial" w:cs="Arial" w:eastAsia="Arial" w:hAnsi="Arial"/>
@@ -10018,7 +10018,7 @@
               <w:spacing w:after="10" w:before="0"/>
               <w:ind w:left="120"/>
             </w:pPr>
-            <w:hyperlink w:history="1" r:id="rIdgdiig1l_lb5gytjxvw0hl">
+            <w:hyperlink w:history="1" r:id="rIdxrkbgbnrgibcyebpzg8f2">
               <w:r>
                 <w:rPr>
                   <w:rFonts w:ascii="Arial" w:cs="Arial" w:eastAsia="Arial" w:hAnsi="Arial"/>
@@ -10063,7 +10063,7 @@
             <w:pPr>
               <w:spacing w:after="20" w:before="0"/>
             </w:pPr>
-            <w:hyperlink w:history="1" r:id="rIdz8ekj9zv9aw9zapo-t7ba">
+            <w:hyperlink w:history="1" r:id="rIdw841ceiszu1iuxhaeneb7">
               <w:r>
                 <w:rPr>
                   <w:rFonts w:ascii="Arial" w:cs="Arial" w:eastAsia="Arial" w:hAnsi="Arial"/>
@@ -10096,7 +10096,7 @@
               <w:spacing w:after="10" w:before="0"/>
               <w:ind w:left="120"/>
             </w:pPr>
-            <w:hyperlink w:history="1" r:id="rId0vjgz1bdqqmt_fvqcpigi">
+            <w:hyperlink w:history="1" r:id="rIdzjh9b2hg221asxghi83ks">
               <w:r>
                 <w:rPr>
                   <w:rFonts w:ascii="Arial" w:cs="Arial" w:eastAsia="Arial" w:hAnsi="Arial"/>
@@ -10296,7 +10296,7 @@
             <w:pPr>
               <w:spacing w:after="20" w:before="0"/>
             </w:pPr>
-            <w:hyperlink w:history="1" r:id="rIdlizyyso-myee3ypcvhdid">
+            <w:hyperlink w:history="1" r:id="rIdatfkhroy43e_xezdrvu50">
               <w:r>
                 <w:rPr>
                   <w:rFonts w:ascii="Arial" w:cs="Arial" w:eastAsia="Arial" w:hAnsi="Arial"/>
@@ -10345,7 +10345,7 @@
               <w:spacing w:after="10" w:before="0"/>
               <w:ind w:left="120"/>
             </w:pPr>
-            <w:hyperlink w:history="1" r:id="rIdwniixxrppd4xjuciqr4ez">
+            <w:hyperlink w:history="1" r:id="rIdxxldkikb1m6obtwdwjavj">
               <w:r>
                 <w:rPr>
                   <w:rFonts w:ascii="Arial" w:cs="Arial" w:eastAsia="Arial" w:hAnsi="Arial"/>
@@ -10390,7 +10390,7 @@
             <w:pPr>
               <w:spacing w:after="20" w:before="0"/>
             </w:pPr>
-            <w:hyperlink w:history="1" r:id="rId5tp_sfpjlw6byhitb6wgl">
+            <w:hyperlink w:history="1" r:id="rIdeoginbks3_0nmayzk3i7s">
               <w:r>
                 <w:rPr>
                   <w:rFonts w:ascii="Arial" w:cs="Arial" w:eastAsia="Arial" w:hAnsi="Arial"/>
@@ -10423,7 +10423,7 @@
               <w:spacing w:after="10" w:before="0"/>
               <w:ind w:left="120"/>
             </w:pPr>
-            <w:hyperlink w:history="1" r:id="rId7uydb6o3vnb7smws5emnn">
+            <w:hyperlink w:history="1" r:id="rIdpr-ic92thqivuednywqlv">
               <w:r>
                 <w:rPr>
                   <w:rFonts w:ascii="Arial" w:cs="Arial" w:eastAsia="Arial" w:hAnsi="Arial"/>
@@ -10623,7 +10623,7 @@
             <w:pPr>
               <w:spacing w:after="20" w:before="0"/>
             </w:pPr>
-            <w:hyperlink w:history="1" r:id="rIdg0ml1p-sz1opcx_ygi4me">
+            <w:hyperlink w:history="1" r:id="rIdrabjhz5vwb88v8r1wyq5m">
               <w:r>
                 <w:rPr>
                   <w:rFonts w:ascii="Arial" w:cs="Arial" w:eastAsia="Arial" w:hAnsi="Arial"/>
@@ -10672,7 +10672,7 @@
               <w:spacing w:after="10" w:before="0"/>
               <w:ind w:left="120"/>
             </w:pPr>
-            <w:hyperlink w:history="1" r:id="rIddvvli6xyrpdtlopr7sbff">
+            <w:hyperlink w:history="1" r:id="rIdyvyo27lnzeplbxukbpabq">
               <w:r>
                 <w:rPr>
                   <w:rFonts w:ascii="Arial" w:cs="Arial" w:eastAsia="Arial" w:hAnsi="Arial"/>
@@ -10717,7 +10717,7 @@
             <w:pPr>
               <w:spacing w:after="20" w:before="0"/>
             </w:pPr>
-            <w:hyperlink w:history="1" r:id="rId5j8_m8bgadshxod9ufrv6">
+            <w:hyperlink w:history="1" r:id="rIdnox7fzt4p1t_h-f_j3mx6">
               <w:r>
                 <w:rPr>
                   <w:rFonts w:ascii="Arial" w:cs="Arial" w:eastAsia="Arial" w:hAnsi="Arial"/>
@@ -10750,7 +10750,7 @@
               <w:spacing w:after="10" w:before="0"/>
               <w:ind w:left="120"/>
             </w:pPr>
-            <w:hyperlink w:history="1" r:id="rIdfty4jdf_4al74mqd6xdi8">
+            <w:hyperlink w:history="1" r:id="rId_z_xm9epkpquhn8gegidl">
               <w:r>
                 <w:rPr>
                   <w:rFonts w:ascii="Arial" w:cs="Arial" w:eastAsia="Arial" w:hAnsi="Arial"/>
@@ -11275,7 +11275,7 @@
         </w:rPr>
         <w:t xml:space="preserve">© 2026 SeaVuria and ARES. Aligned with KICD objectives. Developed by SeaVuria; technical implementation by ARES (with AI assistance from Claude). Licensed under </w:t>
       </w:r>
-      <w:hyperlink w:history="1" r:id="rIdugmgnqhl4l608kryxizmo">
+      <w:hyperlink w:history="1" r:id="rId0w41gr07qjsey60khl1aj">
         <w:r>
           <w:rPr>
             <w:rFonts w:ascii="Arial" w:cs="Arial" w:eastAsia="Arial" w:hAnsi="Arial"/>
@@ -11296,7 +11296,7 @@
         </w:rPr>
         <w:t xml:space="preserve"> (</w:t>
       </w:r>
-      <w:hyperlink w:history="1" r:id="rIdrgd6hbab3azxxebb3uwhl">
+      <w:hyperlink w:history="1" r:id="rId_if_xye78w82tyz0dmzqr">
         <w:r>
           <w:rPr>
             <w:rFonts w:ascii="Arial" w:cs="Arial" w:eastAsia="Arial" w:hAnsi="Arial"/>
@@ -12336,7 +12336,7 @@
             <w:pPr>
               <w:spacing w:after="20" w:before="0"/>
             </w:pPr>
-            <w:hyperlink w:history="1" r:id="rIdctopkhltxgocqzg97yfsb">
+            <w:hyperlink w:history="1" r:id="rId6zhb2iirfqgwyicfft82o">
               <w:r>
                 <w:rPr>
                   <w:rFonts w:ascii="Arial" w:cs="Arial" w:eastAsia="Arial" w:hAnsi="Arial"/>
@@ -12369,7 +12369,7 @@
               <w:spacing w:after="10" w:before="0"/>
               <w:ind w:left="120"/>
             </w:pPr>
-            <w:hyperlink w:history="1" r:id="rId9g7clagkjbowa3egl_gx5">
+            <w:hyperlink w:history="1" r:id="rIdqqwd-vgq4fsip9fkkxr_l">
               <w:r>
                 <w:rPr>
                   <w:rFonts w:ascii="Arial" w:cs="Arial" w:eastAsia="Arial" w:hAnsi="Arial"/>
@@ -12414,7 +12414,7 @@
             <w:pPr>
               <w:spacing w:after="20" w:before="0"/>
             </w:pPr>
-            <w:hyperlink w:history="1" r:id="rIdd0w49qccw0kinbokheifz">
+            <w:hyperlink w:history="1" r:id="rIddjepj-rsuizsdoxftx2jd">
               <w:r>
                 <w:rPr>
                   <w:rFonts w:ascii="Arial" w:cs="Arial" w:eastAsia="Arial" w:hAnsi="Arial"/>
@@ -12447,7 +12447,7 @@
               <w:spacing w:after="10" w:before="0"/>
               <w:ind w:left="120"/>
             </w:pPr>
-            <w:hyperlink w:history="1" r:id="rIdp7yyppril4molpb6fkkaz">
+            <w:hyperlink w:history="1" r:id="rIdily9q62lp-hfaelrzgdul">
               <w:r>
                 <w:rPr>
                   <w:rFonts w:ascii="Arial" w:cs="Arial" w:eastAsia="Arial" w:hAnsi="Arial"/>
@@ -12647,7 +12647,7 @@
             <w:pPr>
               <w:spacing w:after="20" w:before="0"/>
             </w:pPr>
-            <w:hyperlink w:history="1" r:id="rIdqndox3loeuvtdwpdwxfpw">
+            <w:hyperlink w:history="1" r:id="rId08d6cgpeoosnln2m45cl2">
               <w:r>
                 <w:rPr>
                   <w:rFonts w:ascii="Arial" w:cs="Arial" w:eastAsia="Arial" w:hAnsi="Arial"/>
@@ -12680,7 +12680,7 @@
               <w:spacing w:after="10" w:before="0"/>
               <w:ind w:left="120"/>
             </w:pPr>
-            <w:hyperlink w:history="1" r:id="rIdc4eifzzk6thzvusiddbvq">
+            <w:hyperlink w:history="1" r:id="rIdk8xxywbs-0yrpbytamw7g">
               <w:r>
                 <w:rPr>
                   <w:rFonts w:ascii="Arial" w:cs="Arial" w:eastAsia="Arial" w:hAnsi="Arial"/>
@@ -12725,7 +12725,7 @@
             <w:pPr>
               <w:spacing w:after="20" w:before="0"/>
             </w:pPr>
-            <w:hyperlink w:history="1" r:id="rIdypufsstbi6mybi8aoqg7j">
+            <w:hyperlink w:history="1" r:id="rIdba1i_ptlfdjtjka83ys16">
               <w:r>
                 <w:rPr>
                   <w:rFonts w:ascii="Arial" w:cs="Arial" w:eastAsia="Arial" w:hAnsi="Arial"/>
@@ -12758,7 +12758,7 @@
               <w:spacing w:after="10" w:before="0"/>
               <w:ind w:left="120"/>
             </w:pPr>
-            <w:hyperlink w:history="1" r:id="rId9eui6yal08ypujkxpet5j">
+            <w:hyperlink w:history="1" r:id="rIdheswdhmjdsj8so9sfgbc5">
               <w:r>
                 <w:rPr>
                   <w:rFonts w:ascii="Arial" w:cs="Arial" w:eastAsia="Arial" w:hAnsi="Arial"/>
@@ -12958,7 +12958,7 @@
             <w:pPr>
               <w:spacing w:after="20" w:before="0"/>
             </w:pPr>
-            <w:hyperlink w:history="1" r:id="rIdocmzsu6u1wl2m7kce6t-q">
+            <w:hyperlink w:history="1" r:id="rIdwn1_ncaywhdlvappl6uxi">
               <w:r>
                 <w:rPr>
                   <w:rFonts w:ascii="Arial" w:cs="Arial" w:eastAsia="Arial" w:hAnsi="Arial"/>
@@ -12991,7 +12991,7 @@
               <w:spacing w:after="10" w:before="0"/>
               <w:ind w:left="120"/>
             </w:pPr>
-            <w:hyperlink w:history="1" r:id="rIdyl_hdksajpxdpduklnvjr">
+            <w:hyperlink w:history="1" r:id="rId1ubh1kih0sgmkn2i8cc8f">
               <w:r>
                 <w:rPr>
                   <w:rFonts w:ascii="Arial" w:cs="Arial" w:eastAsia="Arial" w:hAnsi="Arial"/>
@@ -13036,7 +13036,7 @@
             <w:pPr>
               <w:spacing w:after="20" w:before="0"/>
             </w:pPr>
-            <w:hyperlink w:history="1" r:id="rIdudzczw_h2wqw66yk4gfcg">
+            <w:hyperlink w:history="1" r:id="rId25cubnoajrpsra_k-iozx">
               <w:r>
                 <w:rPr>
                   <w:rFonts w:ascii="Arial" w:cs="Arial" w:eastAsia="Arial" w:hAnsi="Arial"/>
@@ -13069,7 +13069,7 @@
               <w:spacing w:after="10" w:before="0"/>
               <w:ind w:left="120"/>
             </w:pPr>
-            <w:hyperlink w:history="1" r:id="rIdwf3zisax1dhkwxvvppkhv">
+            <w:hyperlink w:history="1" r:id="rIdbzok3qejyfgfjziqypcvd">
               <w:r>
                 <w:rPr>
                   <w:rFonts w:ascii="Arial" w:cs="Arial" w:eastAsia="Arial" w:hAnsi="Arial"/>
@@ -13269,7 +13269,7 @@
             <w:pPr>
               <w:spacing w:after="20" w:before="0"/>
             </w:pPr>
-            <w:hyperlink w:history="1" r:id="rIdikcrp4v50fpbfdxsrryq-">
+            <w:hyperlink w:history="1" r:id="rId-4bizyrggczt-luik6bzw">
               <w:r>
                 <w:rPr>
                   <w:rFonts w:ascii="Arial" w:cs="Arial" w:eastAsia="Arial" w:hAnsi="Arial"/>
@@ -13302,7 +13302,7 @@
               <w:spacing w:after="10" w:before="0"/>
               <w:ind w:left="120"/>
             </w:pPr>
-            <w:hyperlink w:history="1" r:id="rIdewio2gc28joa8h5w9addw">
+            <w:hyperlink w:history="1" r:id="rIduhsoaac9eeptd2lkj5jh_">
               <w:r>
                 <w:rPr>
                   <w:rFonts w:ascii="Arial" w:cs="Arial" w:eastAsia="Arial" w:hAnsi="Arial"/>
@@ -13347,7 +13347,7 @@
             <w:pPr>
               <w:spacing w:after="20" w:before="0"/>
             </w:pPr>
-            <w:hyperlink w:history="1" r:id="rIdd4bcjcl_afuyks8pcmwad">
+            <w:hyperlink w:history="1" r:id="rIdqdc-ps3hgwmvuk_0wyofe">
               <w:r>
                 <w:rPr>
                   <w:rFonts w:ascii="Arial" w:cs="Arial" w:eastAsia="Arial" w:hAnsi="Arial"/>
@@ -13380,7 +13380,7 @@
               <w:spacing w:after="10" w:before="0"/>
               <w:ind w:left="120"/>
             </w:pPr>
-            <w:hyperlink w:history="1" r:id="rIdwdnmcry0_cheh5xjryelw">
+            <w:hyperlink w:history="1" r:id="rIdbwhchznbba-jf79y6mluh">
               <w:r>
                 <w:rPr>
                   <w:rFonts w:ascii="Arial" w:cs="Arial" w:eastAsia="Arial" w:hAnsi="Arial"/>
@@ -13580,7 +13580,7 @@
             <w:pPr>
               <w:spacing w:after="20" w:before="0"/>
             </w:pPr>
-            <w:hyperlink w:history="1" r:id="rId6waafy89c-zspwovvbfsh">
+            <w:hyperlink w:history="1" r:id="rIdzso2byrvjztp69y-rnuqw">
               <w:r>
                 <w:rPr>
                   <w:rFonts w:ascii="Arial" w:cs="Arial" w:eastAsia="Arial" w:hAnsi="Arial"/>
@@ -13613,7 +13613,7 @@
               <w:spacing w:after="10" w:before="0"/>
               <w:ind w:left="120"/>
             </w:pPr>
-            <w:hyperlink w:history="1" r:id="rIdzdlhed06d3pt_pu1psoxm">
+            <w:hyperlink w:history="1" r:id="rIdt37pj14zgozvbx5hcr36m">
               <w:r>
                 <w:rPr>
                   <w:rFonts w:ascii="Arial" w:cs="Arial" w:eastAsia="Arial" w:hAnsi="Arial"/>
@@ -13658,7 +13658,7 @@
             <w:pPr>
               <w:spacing w:after="20" w:before="0"/>
             </w:pPr>
-            <w:hyperlink w:history="1" r:id="rId5ppcdajnuz61o7fqt7fyz">
+            <w:hyperlink w:history="1" r:id="rIdehsn3o0mltp4slu_6g7ri">
               <w:r>
                 <w:rPr>
                   <w:rFonts w:ascii="Arial" w:cs="Arial" w:eastAsia="Arial" w:hAnsi="Arial"/>
@@ -13691,7 +13691,7 @@
               <w:spacing w:after="10" w:before="0"/>
               <w:ind w:left="120"/>
             </w:pPr>
-            <w:hyperlink w:history="1" r:id="rIddyeku8waszt7esqi52gzk">
+            <w:hyperlink w:history="1" r:id="rIdjoy_mk2ilkkhxqfmzcrbm">
               <w:r>
                 <w:rPr>
                   <w:rFonts w:ascii="Arial" w:cs="Arial" w:eastAsia="Arial" w:hAnsi="Arial"/>
@@ -14356,7 +14356,7 @@
         </w:rPr>
         <w:t xml:space="preserve">© 2026 SeaVuria and ARES. Aligned with KICD objectives. Developed by SeaVuria; technical implementation by ARES (with AI assistance from Claude). Licensed under </w:t>
       </w:r>
-      <w:hyperlink w:history="1" r:id="rIdmrhifpf1kat2qucfb2549">
+      <w:hyperlink w:history="1" r:id="rIdjzekeshl98ffpqtdqoutw">
         <w:r>
           <w:rPr>
             <w:rFonts w:ascii="Arial" w:cs="Arial" w:eastAsia="Arial" w:hAnsi="Arial"/>
@@ -14377,7 +14377,7 @@
         </w:rPr>
         <w:t xml:space="preserve"> (</w:t>
       </w:r>
-      <w:hyperlink w:history="1" r:id="rIdciev2xb69yjvbaunuv8qe">
+      <w:hyperlink w:history="1" r:id="rIdak-cnwbaqhsm4azjlqjes">
         <w:r>
           <w:rPr>
             <w:rFonts w:ascii="Arial" w:cs="Arial" w:eastAsia="Arial" w:hAnsi="Arial"/>
@@ -15417,7 +15417,7 @@
             <w:pPr>
               <w:spacing w:after="20" w:before="0"/>
             </w:pPr>
-            <w:hyperlink w:history="1" r:id="rIdzbz5drx9jfppy1y9n72oa">
+            <w:hyperlink w:history="1" r:id="rIduh0s-eqkkflfvnjeljr9h">
               <w:r>
                 <w:rPr>
                   <w:rFonts w:ascii="Arial" w:cs="Arial" w:eastAsia="Arial" w:hAnsi="Arial"/>
@@ -15450,7 +15450,7 @@
               <w:spacing w:after="10" w:before="0"/>
               <w:ind w:left="120"/>
             </w:pPr>
-            <w:hyperlink w:history="1" r:id="rIdpdxphu2wajby5bo4mzht3">
+            <w:hyperlink w:history="1" r:id="rIdbvl8x5_y79rwhbz4dnsou">
               <w:r>
                 <w:rPr>
                   <w:rFonts w:ascii="Arial" w:cs="Arial" w:eastAsia="Arial" w:hAnsi="Arial"/>
@@ -15495,7 +15495,7 @@
             <w:pPr>
               <w:spacing w:after="20" w:before="0"/>
             </w:pPr>
-            <w:hyperlink w:history="1" r:id="rIdors9g452e_6bjdcihstxg">
+            <w:hyperlink w:history="1" r:id="rId1jmkcjfxinnqnacnyxru6">
               <w:r>
                 <w:rPr>
                   <w:rFonts w:ascii="Arial" w:cs="Arial" w:eastAsia="Arial" w:hAnsi="Arial"/>
@@ -15528,7 +15528,7 @@
               <w:spacing w:after="10" w:before="0"/>
               <w:ind w:left="120"/>
             </w:pPr>
-            <w:hyperlink w:history="1" r:id="rId6skht64wjtnh5lrwijl1m">
+            <w:hyperlink w:history="1" r:id="rIddlqodgvoazr_-4hi1yruo">
               <w:r>
                 <w:rPr>
                   <w:rFonts w:ascii="Arial" w:cs="Arial" w:eastAsia="Arial" w:hAnsi="Arial"/>
@@ -15728,7 +15728,7 @@
             <w:pPr>
               <w:spacing w:after="20" w:before="0"/>
             </w:pPr>
-            <w:hyperlink w:history="1" r:id="rIdtyhxwpqtfqu8gj6aa6spt">
+            <w:hyperlink w:history="1" r:id="rIdf38jkkbc9_ysavvjyot7t">
               <w:r>
                 <w:rPr>
                   <w:rFonts w:ascii="Arial" w:cs="Arial" w:eastAsia="Arial" w:hAnsi="Arial"/>
@@ -15761,7 +15761,7 @@
               <w:spacing w:after="10" w:before="0"/>
               <w:ind w:left="120"/>
             </w:pPr>
-            <w:hyperlink w:history="1" r:id="rIdhxridxmbrm04ttpaq0-wx">
+            <w:hyperlink w:history="1" r:id="rIdsavt3d5_x7wjpu8xsd4my">
               <w:r>
                 <w:rPr>
                   <w:rFonts w:ascii="Arial" w:cs="Arial" w:eastAsia="Arial" w:hAnsi="Arial"/>
@@ -15806,7 +15806,7 @@
             <w:pPr>
               <w:spacing w:after="20" w:before="0"/>
             </w:pPr>
-            <w:hyperlink w:history="1" r:id="rIdiapgnjqxsdgs9z5b_wl-r">
+            <w:hyperlink w:history="1" r:id="rIdkvqejjs118f2540ffm9ie">
               <w:r>
                 <w:rPr>
                   <w:rFonts w:ascii="Arial" w:cs="Arial" w:eastAsia="Arial" w:hAnsi="Arial"/>
@@ -15839,7 +15839,7 @@
               <w:spacing w:after="10" w:before="0"/>
               <w:ind w:left="120"/>
             </w:pPr>
-            <w:hyperlink w:history="1" r:id="rIddjzu6sjrmzovtheamt4ni">
+            <w:hyperlink w:history="1" r:id="rIdc4fbpl5hbqqdkvqszbmrh">
               <w:r>
                 <w:rPr>
                   <w:rFonts w:ascii="Arial" w:cs="Arial" w:eastAsia="Arial" w:hAnsi="Arial"/>
@@ -16039,7 +16039,7 @@
             <w:pPr>
               <w:spacing w:after="20" w:before="0"/>
             </w:pPr>
-            <w:hyperlink w:history="1" r:id="rIdo3po7up9lmjwjottb21rm">
+            <w:hyperlink w:history="1" r:id="rIdzzbhchm7xblhczgrolihf">
               <w:r>
                 <w:rPr>
                   <w:rFonts w:ascii="Arial" w:cs="Arial" w:eastAsia="Arial" w:hAnsi="Arial"/>
@@ -16088,7 +16088,7 @@
               <w:spacing w:after="10" w:before="0"/>
               <w:ind w:left="120"/>
             </w:pPr>
-            <w:hyperlink w:history="1" r:id="rIdjs0wyig28j4jlimlqxpxm">
+            <w:hyperlink w:history="1" r:id="rId1zp30pt1anclrvkuz3vwu">
               <w:r>
                 <w:rPr>
                   <w:rFonts w:ascii="Arial" w:cs="Arial" w:eastAsia="Arial" w:hAnsi="Arial"/>
@@ -16133,7 +16133,7 @@
             <w:pPr>
               <w:spacing w:after="20" w:before="0"/>
             </w:pPr>
-            <w:hyperlink w:history="1" r:id="rIdhwk3kquhotcakwmtkl6wq">
+            <w:hyperlink w:history="1" r:id="rIdmcvqjtcriotguutezu97k">
               <w:r>
                 <w:rPr>
                   <w:rFonts w:ascii="Arial" w:cs="Arial" w:eastAsia="Arial" w:hAnsi="Arial"/>
@@ -16166,7 +16166,7 @@
               <w:spacing w:after="10" w:before="0"/>
               <w:ind w:left="120"/>
             </w:pPr>
-            <w:hyperlink w:history="1" r:id="rIdjv3b-6gkusxoxxigzmckd">
+            <w:hyperlink w:history="1" r:id="rIdkprdcjcw2zrq71cqgkjuc">
               <w:r>
                 <w:rPr>
                   <w:rFonts w:ascii="Arial" w:cs="Arial" w:eastAsia="Arial" w:hAnsi="Arial"/>
@@ -16366,7 +16366,7 @@
             <w:pPr>
               <w:spacing w:after="20" w:before="0"/>
             </w:pPr>
-            <w:hyperlink w:history="1" r:id="rIdy8ydjszpjmtgneg8sowbo">
+            <w:hyperlink w:history="1" r:id="rIdcuwnyxofjhg_leorvblso">
               <w:r>
                 <w:rPr>
                   <w:rFonts w:ascii="Arial" w:cs="Arial" w:eastAsia="Arial" w:hAnsi="Arial"/>
@@ -16415,7 +16415,7 @@
               <w:spacing w:after="10" w:before="0"/>
               <w:ind w:left="120"/>
             </w:pPr>
-            <w:hyperlink w:history="1" r:id="rIdtz4jsjkhnmtitpi9abjph">
+            <w:hyperlink w:history="1" r:id="rIdtgr1wzd6aqx2abiff5fmi">
               <w:r>
                 <w:rPr>
                   <w:rFonts w:ascii="Arial" w:cs="Arial" w:eastAsia="Arial" w:hAnsi="Arial"/>
@@ -16460,7 +16460,7 @@
             <w:pPr>
               <w:spacing w:after="20" w:before="0"/>
             </w:pPr>
-            <w:hyperlink w:history="1" r:id="rId79hhldgitx3wewampn9hb">
+            <w:hyperlink w:history="1" r:id="rIdbpf1edy7nfporemoxm9oa">
               <w:r>
                 <w:rPr>
                   <w:rFonts w:ascii="Arial" w:cs="Arial" w:eastAsia="Arial" w:hAnsi="Arial"/>
@@ -16493,7 +16493,7 @@
               <w:spacing w:after="10" w:before="0"/>
               <w:ind w:left="120"/>
             </w:pPr>
-            <w:hyperlink w:history="1" r:id="rIdaaw__uddauer7kquellgb">
+            <w:hyperlink w:history="1" r:id="rIdey49kh2hrceebx-c0isst">
               <w:r>
                 <w:rPr>
                   <w:rFonts w:ascii="Arial" w:cs="Arial" w:eastAsia="Arial" w:hAnsi="Arial"/>
@@ -16693,7 +16693,7 @@
             <w:pPr>
               <w:spacing w:after="20" w:before="0"/>
             </w:pPr>
-            <w:hyperlink w:history="1" r:id="rIddpsaiow8qfvcehvc7hfz1">
+            <w:hyperlink w:history="1" r:id="rId7a8rnuw3kvjsfmonm8oqt">
               <w:r>
                 <w:rPr>
                   <w:rFonts w:ascii="Arial" w:cs="Arial" w:eastAsia="Arial" w:hAnsi="Arial"/>
@@ -16742,7 +16742,7 @@
               <w:spacing w:after="10" w:before="0"/>
               <w:ind w:left="120"/>
             </w:pPr>
-            <w:hyperlink w:history="1" r:id="rIdtmp9udzpbflrnbq_zvrgh">
+            <w:hyperlink w:history="1" r:id="rIdbhcqkohpyp_olept7y-bx">
               <w:r>
                 <w:rPr>
                   <w:rFonts w:ascii="Arial" w:cs="Arial" w:eastAsia="Arial" w:hAnsi="Arial"/>
@@ -16787,7 +16787,7 @@
             <w:pPr>
               <w:spacing w:after="20" w:before="0"/>
             </w:pPr>
-            <w:hyperlink w:history="1" r:id="rIdzuh-n3exro6yhjd--dkll">
+            <w:hyperlink w:history="1" r:id="rIdm-gm5f2qxididg0tpxnud">
               <w:r>
                 <w:rPr>
                   <w:rFonts w:ascii="Arial" w:cs="Arial" w:eastAsia="Arial" w:hAnsi="Arial"/>
@@ -16820,7 +16820,7 @@
               <w:spacing w:after="10" w:before="0"/>
               <w:ind w:left="120"/>
             </w:pPr>
-            <w:hyperlink w:history="1" r:id="rIdtgyu4d6mhzitkkroxt3d8">
+            <w:hyperlink w:history="1" r:id="rIdx2u4ud4v6ypfnj1dtwtd4">
               <w:r>
                 <w:rPr>
                   <w:rFonts w:ascii="Arial" w:cs="Arial" w:eastAsia="Arial" w:hAnsi="Arial"/>
@@ -17345,7 +17345,7 @@
         </w:rPr>
         <w:t xml:space="preserve">© 2026 SeaVuria and ARES. Aligned with KICD objectives. Developed by SeaVuria; technical implementation by ARES (with AI assistance from Claude). Licensed under </w:t>
       </w:r>
-      <w:hyperlink w:history="1" r:id="rIdkwjscd6gw-3elzynt2kt8">
+      <w:hyperlink w:history="1" r:id="rIdk5sp_zxekif8sm8dscnbv">
         <w:r>
           <w:rPr>
             <w:rFonts w:ascii="Arial" w:cs="Arial" w:eastAsia="Arial" w:hAnsi="Arial"/>
@@ -17366,7 +17366,7 @@
         </w:rPr>
         <w:t xml:space="preserve"> (</w:t>
       </w:r>
-      <w:hyperlink w:history="1" r:id="rIdzkslqopm33iizhs1auvg2">
+      <w:hyperlink w:history="1" r:id="rIdyjzfs7wiumy27juaxhg3a">
         <w:r>
           <w:rPr>
             <w:rFonts w:ascii="Arial" w:cs="Arial" w:eastAsia="Arial" w:hAnsi="Arial"/>
@@ -18406,7 +18406,7 @@
             <w:pPr>
               <w:spacing w:after="20" w:before="0"/>
             </w:pPr>
-            <w:hyperlink w:history="1" r:id="rId2bx24uokzmaxjnd1efp1k">
+            <w:hyperlink w:history="1" r:id="rIdi7eudjsczxbkbjjici1fb">
               <w:r>
                 <w:rPr>
                   <w:rFonts w:ascii="Arial" w:cs="Arial" w:eastAsia="Arial" w:hAnsi="Arial"/>
@@ -18439,7 +18439,7 @@
               <w:spacing w:after="10" w:before="0"/>
               <w:ind w:left="120"/>
             </w:pPr>
-            <w:hyperlink w:history="1" r:id="rId6ge9sx7e6kjnvt0u6vxt8">
+            <w:hyperlink w:history="1" r:id="rId97emxarshlafsusp_xr8k">
               <w:r>
                 <w:rPr>
                   <w:rFonts w:ascii="Arial" w:cs="Arial" w:eastAsia="Arial" w:hAnsi="Arial"/>
@@ -18484,7 +18484,7 @@
             <w:pPr>
               <w:spacing w:after="20" w:before="0"/>
             </w:pPr>
-            <w:hyperlink w:history="1" r:id="rIdpwhzkcptsied-tyqszgqn">
+            <w:hyperlink w:history="1" r:id="rIdul3a5rmnllpg2u7qteeak">
               <w:r>
                 <w:rPr>
                   <w:rFonts w:ascii="Arial" w:cs="Arial" w:eastAsia="Arial" w:hAnsi="Arial"/>
@@ -18517,7 +18517,7 @@
               <w:spacing w:after="10" w:before="0"/>
               <w:ind w:left="120"/>
             </w:pPr>
-            <w:hyperlink w:history="1" r:id="rIdnv1gah6urvvw-beg8udrf">
+            <w:hyperlink w:history="1" r:id="rIdsofphkqnw6w0dcf9thhsf">
               <w:r>
                 <w:rPr>
                   <w:rFonts w:ascii="Arial" w:cs="Arial" w:eastAsia="Arial" w:hAnsi="Arial"/>
@@ -18717,7 +18717,7 @@
             <w:pPr>
               <w:spacing w:after="20" w:before="0"/>
             </w:pPr>
-            <w:hyperlink w:history="1" r:id="rIdjjge7reqd9auas_chxj4_">
+            <w:hyperlink w:history="1" r:id="rIdr41uziylai8lbk1a0otdi">
               <w:r>
                 <w:rPr>
                   <w:rFonts w:ascii="Arial" w:cs="Arial" w:eastAsia="Arial" w:hAnsi="Arial"/>
@@ -18750,7 +18750,7 @@
               <w:spacing w:after="10" w:before="0"/>
               <w:ind w:left="120"/>
             </w:pPr>
-            <w:hyperlink w:history="1" r:id="rIdtowchtddxod4qmc4esuev">
+            <w:hyperlink w:history="1" r:id="rIdtwbv1dz8hhulvxxjwld10">
               <w:r>
                 <w:rPr>
                   <w:rFonts w:ascii="Arial" w:cs="Arial" w:eastAsia="Arial" w:hAnsi="Arial"/>
@@ -18795,7 +18795,7 @@
             <w:pPr>
               <w:spacing w:after="20" w:before="0"/>
             </w:pPr>
-            <w:hyperlink w:history="1" r:id="rIdtuzmhqunxsgehvvkuqipn">
+            <w:hyperlink w:history="1" r:id="rId1cocf5ootoqzonqgq6qna">
               <w:r>
                 <w:rPr>
                   <w:rFonts w:ascii="Arial" w:cs="Arial" w:eastAsia="Arial" w:hAnsi="Arial"/>
@@ -18828,7 +18828,7 @@
               <w:spacing w:after="10" w:before="0"/>
               <w:ind w:left="120"/>
             </w:pPr>
-            <w:hyperlink w:history="1" r:id="rIdxvgw2bsoqs0x8sn5dd3gk">
+            <w:hyperlink w:history="1" r:id="rIdd0yzyc-k_p69n9iwabh-u">
               <w:r>
                 <w:rPr>
                   <w:rFonts w:ascii="Arial" w:cs="Arial" w:eastAsia="Arial" w:hAnsi="Arial"/>
@@ -19028,7 +19028,7 @@
             <w:pPr>
               <w:spacing w:after="20" w:before="0"/>
             </w:pPr>
-            <w:hyperlink w:history="1" r:id="rIdo-xlilmqnbpfn7oycnyz3">
+            <w:hyperlink w:history="1" r:id="rIdqynruwv7qpqjukkezdij8">
               <w:r>
                 <w:rPr>
                   <w:rFonts w:ascii="Arial" w:cs="Arial" w:eastAsia="Arial" w:hAnsi="Arial"/>
@@ -19077,7 +19077,7 @@
               <w:spacing w:after="10" w:before="0"/>
               <w:ind w:left="120"/>
             </w:pPr>
-            <w:hyperlink w:history="1" r:id="rIdvvowxfdxqmyrkh9zpwazz">
+            <w:hyperlink w:history="1" r:id="rIdzskxesutk6vmljkiphdn-">
               <w:r>
                 <w:rPr>
                   <w:rFonts w:ascii="Arial" w:cs="Arial" w:eastAsia="Arial" w:hAnsi="Arial"/>
@@ -19122,7 +19122,7 @@
             <w:pPr>
               <w:spacing w:after="20" w:before="0"/>
             </w:pPr>
-            <w:hyperlink w:history="1" r:id="rIdufpsg6m4stpv8tih8eta2">
+            <w:hyperlink w:history="1" r:id="rIduf5g6-dp-tt4zd3bxl45q">
               <w:r>
                 <w:rPr>
                   <w:rFonts w:ascii="Arial" w:cs="Arial" w:eastAsia="Arial" w:hAnsi="Arial"/>
@@ -19171,7 +19171,7 @@
               <w:spacing w:after="10" w:before="0"/>
               <w:ind w:left="120"/>
             </w:pPr>
-            <w:hyperlink w:history="1" r:id="rIdwazpp6knhdhorbajfaf03">
+            <w:hyperlink w:history="1" r:id="rIde2bw5zokoi1zvw0jduskm">
               <w:r>
                 <w:rPr>
                   <w:rFonts w:ascii="Arial" w:cs="Arial" w:eastAsia="Arial" w:hAnsi="Arial"/>
@@ -19371,7 +19371,7 @@
             <w:pPr>
               <w:spacing w:after="20" w:before="0"/>
             </w:pPr>
-            <w:hyperlink w:history="1" r:id="rIdcgvyf83yzjkjkl6eqlsiq">
+            <w:hyperlink w:history="1" r:id="rId_srb0s11yibpvryj8eew9">
               <w:r>
                 <w:rPr>
                   <w:rFonts w:ascii="Arial" w:cs="Arial" w:eastAsia="Arial" w:hAnsi="Arial"/>
@@ -19420,7 +19420,7 @@
               <w:spacing w:after="10" w:before="0"/>
               <w:ind w:left="120"/>
             </w:pPr>
-            <w:hyperlink w:history="1" r:id="rIdf9-5mtbvp9vffvr7qg54u">
+            <w:hyperlink w:history="1" r:id="rIds896hjgr4rb2vgrnknjes">
               <w:r>
                 <w:rPr>
                   <w:rFonts w:ascii="Arial" w:cs="Arial" w:eastAsia="Arial" w:hAnsi="Arial"/>
@@ -19465,7 +19465,7 @@
             <w:pPr>
               <w:spacing w:after="20" w:before="0"/>
             </w:pPr>
-            <w:hyperlink w:history="1" r:id="rIdxxsmhc-tlopsnp08jz0aw">
+            <w:hyperlink w:history="1" r:id="rIduswtauqsp8pno3-cnblqe">
               <w:r>
                 <w:rPr>
                   <w:rFonts w:ascii="Arial" w:cs="Arial" w:eastAsia="Arial" w:hAnsi="Arial"/>
@@ -19498,7 +19498,7 @@
               <w:spacing w:after="10" w:before="0"/>
               <w:ind w:left="120"/>
             </w:pPr>
-            <w:hyperlink w:history="1" r:id="rIdzxvcfbdxgvihazfjx1ohw">
+            <w:hyperlink w:history="1" r:id="rId1sx34er-pez0pl-rbvmbw">
               <w:r>
                 <w:rPr>
                   <w:rFonts w:ascii="Arial" w:cs="Arial" w:eastAsia="Arial" w:hAnsi="Arial"/>
@@ -19698,7 +19698,7 @@
             <w:pPr>
               <w:spacing w:after="20" w:before="0"/>
             </w:pPr>
-            <w:hyperlink w:history="1" r:id="rIdmasp1jxc2rprzp_bd2wd-">
+            <w:hyperlink w:history="1" r:id="rIdqbclierbn7tuqkba6osx2">
               <w:r>
                 <w:rPr>
                   <w:rFonts w:ascii="Arial" w:cs="Arial" w:eastAsia="Arial" w:hAnsi="Arial"/>
@@ -19747,7 +19747,7 @@
               <w:spacing w:after="10" w:before="0"/>
               <w:ind w:left="120"/>
             </w:pPr>
-            <w:hyperlink w:history="1" r:id="rIdvtz-ccmmx214iiymwev90">
+            <w:hyperlink w:history="1" r:id="rIdghj1oufjvka8xb_iaophu">
               <w:r>
                 <w:rPr>
                   <w:rFonts w:ascii="Arial" w:cs="Arial" w:eastAsia="Arial" w:hAnsi="Arial"/>
@@ -19792,7 +19792,7 @@
             <w:pPr>
               <w:spacing w:after="20" w:before="0"/>
             </w:pPr>
-            <w:hyperlink w:history="1" r:id="rIdpi1binhn5_agngbtb6_ep">
+            <w:hyperlink w:history="1" r:id="rIdtz6kd7jmqwgvp3qcjybbg">
               <w:r>
                 <w:rPr>
                   <w:rFonts w:ascii="Arial" w:cs="Arial" w:eastAsia="Arial" w:hAnsi="Arial"/>
@@ -19825,7 +19825,7 @@
               <w:spacing w:after="10" w:before="0"/>
               <w:ind w:left="120"/>
             </w:pPr>
-            <w:hyperlink w:history="1" r:id="rId5bw2mx7jd87dvad0zdkv6">
+            <w:hyperlink w:history="1" r:id="rIdhtwe_jnlr5lbypnxmos8a">
               <w:r>
                 <w:rPr>
                   <w:rFonts w:ascii="Arial" w:cs="Arial" w:eastAsia="Arial" w:hAnsi="Arial"/>
@@ -20350,7 +20350,7 @@
         </w:rPr>
         <w:t xml:space="preserve">© 2026 SeaVuria and ARES. Aligned with KICD objectives. Developed by SeaVuria; technical implementation by ARES (with AI assistance from Claude). Licensed under </w:t>
       </w:r>
-      <w:hyperlink w:history="1" r:id="rIduw782sl1d5zat4jfej4h9">
+      <w:hyperlink w:history="1" r:id="rIdupupebzbcte6utqopbeit">
         <w:r>
           <w:rPr>
             <w:rFonts w:ascii="Arial" w:cs="Arial" w:eastAsia="Arial" w:hAnsi="Arial"/>
@@ -20371,7 +20371,7 @@
         </w:rPr>
         <w:t xml:space="preserve"> (</w:t>
       </w:r>
-      <w:hyperlink w:history="1" r:id="rIdhpqnriu8h7hkdikq99hsp">
+      <w:hyperlink w:history="1" r:id="rIdi8ea1q02en1jxitvur52m">
         <w:r>
           <w:rPr>
             <w:rFonts w:ascii="Arial" w:cs="Arial" w:eastAsia="Arial" w:hAnsi="Arial"/>
@@ -21411,7 +21411,7 @@
             <w:pPr>
               <w:spacing w:after="20" w:before="0"/>
             </w:pPr>
-            <w:hyperlink w:history="1" r:id="rIdbv2yldi5nhqi4o-y7gxvo">
+            <w:hyperlink w:history="1" r:id="rIdkgzawa2gbksxkxgtjgw8i">
               <w:r>
                 <w:rPr>
                   <w:rFonts w:ascii="Arial" w:cs="Arial" w:eastAsia="Arial" w:hAnsi="Arial"/>
@@ -21460,7 +21460,7 @@
               <w:spacing w:after="10" w:before="0"/>
               <w:ind w:left="120"/>
             </w:pPr>
-            <w:hyperlink w:history="1" r:id="rIdwixpw_mdwm6dad8au685x">
+            <w:hyperlink w:history="1" r:id="rIdl0in6jawmightujghfka-">
               <w:r>
                 <w:rPr>
                   <w:rFonts w:ascii="Arial" w:cs="Arial" w:eastAsia="Arial" w:hAnsi="Arial"/>
@@ -21522,7 +21522,7 @@
               <w:spacing w:after="10" w:before="0"/>
               <w:ind w:left="120"/>
             </w:pPr>
-            <w:hyperlink w:history="1" r:id="rIdqiuie1oixyglb6yntten9">
+            <w:hyperlink w:history="1" r:id="rId43xv67eivyomb8nvtddri">
               <w:r>
                 <w:rPr>
                   <w:rFonts w:ascii="Arial" w:cs="Arial" w:eastAsia="Arial" w:hAnsi="Arial"/>
@@ -21737,7 +21737,7 @@
             <w:pPr>
               <w:spacing w:after="20" w:before="0"/>
             </w:pPr>
-            <w:hyperlink w:history="1" r:id="rIdqdamiurx2xdtvnznspwic">
+            <w:hyperlink w:history="1" r:id="rIdhmw7rytsafa29k-oaguyx">
               <w:r>
                 <w:rPr>
                   <w:rFonts w:ascii="Arial" w:cs="Arial" w:eastAsia="Arial" w:hAnsi="Arial"/>
@@ -21786,7 +21786,7 @@
               <w:spacing w:after="10" w:before="0"/>
               <w:ind w:left="120"/>
             </w:pPr>
-            <w:hyperlink w:history="1" r:id="rIdv-unj4lz_zhdh6ts9_8wx">
+            <w:hyperlink w:history="1" r:id="rId7_-a4_4nrlybccyu6klfe">
               <w:r>
                 <w:rPr>
                   <w:rFonts w:ascii="Arial" w:cs="Arial" w:eastAsia="Arial" w:hAnsi="Arial"/>
@@ -21848,7 +21848,7 @@
               <w:spacing w:after="10" w:before="0"/>
               <w:ind w:left="120"/>
             </w:pPr>
-            <w:hyperlink w:history="1" r:id="rIdz3o7dge4yktwkiyqmu8wu">
+            <w:hyperlink w:history="1" r:id="rIdd1rja97symx5cshbopjpd">
               <w:r>
                 <w:rPr>
                   <w:rFonts w:ascii="Arial" w:cs="Arial" w:eastAsia="Arial" w:hAnsi="Arial"/>
@@ -22063,7 +22063,7 @@
             <w:pPr>
               <w:spacing w:after="20" w:before="0"/>
             </w:pPr>
-            <w:hyperlink w:history="1" r:id="rId6cqqnpbdz2vfwwlvmukza">
+            <w:hyperlink w:history="1" r:id="rIdg7ks0ougs-4w382dnloa3">
               <w:r>
                 <w:rPr>
                   <w:rFonts w:ascii="Arial" w:cs="Arial" w:eastAsia="Arial" w:hAnsi="Arial"/>
@@ -22112,7 +22112,7 @@
               <w:spacing w:after="10" w:before="0"/>
               <w:ind w:left="120"/>
             </w:pPr>
-            <w:hyperlink w:history="1" r:id="rId-eunsfyiprtccegtamvj3">
+            <w:hyperlink w:history="1" r:id="rIdlekhdfms03bzhfmsxgwbm">
               <w:r>
                 <w:rPr>
                   <w:rFonts w:ascii="Arial" w:cs="Arial" w:eastAsia="Arial" w:hAnsi="Arial"/>
@@ -22174,7 +22174,7 @@
               <w:spacing w:after="10" w:before="0"/>
               <w:ind w:left="120"/>
             </w:pPr>
-            <w:hyperlink w:history="1" r:id="rIdkrg69ynekdytvqfvyfa4q">
+            <w:hyperlink w:history="1" r:id="rId1abkhhyvbqupwllqgo4b4">
               <w:r>
                 <w:rPr>
                   <w:rFonts w:ascii="Arial" w:cs="Arial" w:eastAsia="Arial" w:hAnsi="Arial"/>
@@ -22389,7 +22389,7 @@
             <w:pPr>
               <w:spacing w:after="20" w:before="0"/>
             </w:pPr>
-            <w:hyperlink w:history="1" r:id="rIdhv9vira75-sf261nj95iv">
+            <w:hyperlink w:history="1" r:id="rIdjb4llzo4nhbzpfwqxgk5q">
               <w:r>
                 <w:rPr>
                   <w:rFonts w:ascii="Arial" w:cs="Arial" w:eastAsia="Arial" w:hAnsi="Arial"/>
@@ -22438,7 +22438,7 @@
               <w:spacing w:after="10" w:before="0"/>
               <w:ind w:left="120"/>
             </w:pPr>
-            <w:hyperlink w:history="1" r:id="rIdhhuwh0zzry_sb_pip9fs_">
+            <w:hyperlink w:history="1" r:id="rIdvjfygxqd9p2spua9uh3xk">
               <w:r>
                 <w:rPr>
                   <w:rFonts w:ascii="Arial" w:cs="Arial" w:eastAsia="Arial" w:hAnsi="Arial"/>
@@ -22500,7 +22500,7 @@
               <w:spacing w:after="10" w:before="0"/>
               <w:ind w:left="120"/>
             </w:pPr>
-            <w:hyperlink w:history="1" r:id="rIdyihctadvbofsdh5w_ngl4">
+            <w:hyperlink w:history="1" r:id="rId4xbq_7jzqkdumuc_wbbz2">
               <w:r>
                 <w:rPr>
                   <w:rFonts w:ascii="Arial" w:cs="Arial" w:eastAsia="Arial" w:hAnsi="Arial"/>
@@ -22715,7 +22715,7 @@
             <w:pPr>
               <w:spacing w:after="20" w:before="0"/>
             </w:pPr>
-            <w:hyperlink w:history="1" r:id="rIduhct9nfeh4gwe8jm4_j4f">
+            <w:hyperlink w:history="1" r:id="rIdie8arfxk6u8zxukmcf2s1">
               <w:r>
                 <w:rPr>
                   <w:rFonts w:ascii="Arial" w:cs="Arial" w:eastAsia="Arial" w:hAnsi="Arial"/>
@@ -22764,7 +22764,7 @@
               <w:spacing w:after="10" w:before="0"/>
               <w:ind w:left="120"/>
             </w:pPr>
-            <w:hyperlink w:history="1" r:id="rIdtycbikcizkn-utuqc8qsr">
+            <w:hyperlink w:history="1" r:id="rId41tbjtri9vlihmi2f4mhc">
               <w:r>
                 <w:rPr>
                   <w:rFonts w:ascii="Arial" w:cs="Arial" w:eastAsia="Arial" w:hAnsi="Arial"/>
@@ -22826,7 +22826,7 @@
               <w:spacing w:after="10" w:before="0"/>
               <w:ind w:left="120"/>
             </w:pPr>
-            <w:hyperlink w:history="1" r:id="rIdwtu5fhbvikblrg04gywtu">
+            <w:hyperlink w:history="1" r:id="rIdm37kcpbj2gr5b4chf3ved">
               <w:r>
                 <w:rPr>
                   <w:rFonts w:ascii="Arial" w:cs="Arial" w:eastAsia="Arial" w:hAnsi="Arial"/>
@@ -23366,7 +23366,7 @@
         </w:rPr>
         <w:t xml:space="preserve">© 2026 SeaVuria and ARES. Aligned with KICD objectives. Developed by SeaVuria; technical implementation by ARES (with AI assistance from Claude). Licensed under </w:t>
       </w:r>
-      <w:hyperlink w:history="1" r:id="rIdha7zazv1ts7f31xy9_xx4">
+      <w:hyperlink w:history="1" r:id="rIdejsn6j3e6mbeslswxirgn">
         <w:r>
           <w:rPr>
             <w:rFonts w:ascii="Arial" w:cs="Arial" w:eastAsia="Arial" w:hAnsi="Arial"/>
@@ -23387,7 +23387,7 @@
         </w:rPr>
         <w:t xml:space="preserve"> (</w:t>
       </w:r>
-      <w:hyperlink w:history="1" r:id="rIdwpfu33qxofxr4xgkrkhii">
+      <w:hyperlink w:history="1" r:id="rId48rkcct21pnrj5kpqsjug">
         <w:r>
           <w:rPr>
             <w:rFonts w:ascii="Arial" w:cs="Arial" w:eastAsia="Arial" w:hAnsi="Arial"/>
@@ -24427,7 +24427,7 @@
             <w:pPr>
               <w:spacing w:after="20" w:before="0"/>
             </w:pPr>
-            <w:hyperlink w:history="1" r:id="rIdl4qf_ttbe1ptkbzevncj1">
+            <w:hyperlink w:history="1" r:id="rIdwamxnlrnkhips1qu0kdqa">
               <w:r>
                 <w:rPr>
                   <w:rFonts w:ascii="Arial" w:cs="Arial" w:eastAsia="Arial" w:hAnsi="Arial"/>
@@ -24460,7 +24460,7 @@
               <w:spacing w:after="10" w:before="0"/>
               <w:ind w:left="120"/>
             </w:pPr>
-            <w:hyperlink w:history="1" r:id="rIdf_f41d4khwcirsvzqbc8n">
+            <w:hyperlink w:history="1" r:id="rId6vnlvk7jo954sf9zksq-o">
               <w:r>
                 <w:rPr>
                   <w:rFonts w:ascii="Arial" w:cs="Arial" w:eastAsia="Arial" w:hAnsi="Arial"/>
@@ -24505,7 +24505,7 @@
             <w:pPr>
               <w:spacing w:after="20" w:before="0"/>
             </w:pPr>
-            <w:hyperlink w:history="1" r:id="rIdxguzhuy-2vrrq3p7ni9xu">
+            <w:hyperlink w:history="1" r:id="rIdzayqhpkfvruf4jdky7c6f">
               <w:r>
                 <w:rPr>
                   <w:rFonts w:ascii="Arial" w:cs="Arial" w:eastAsia="Arial" w:hAnsi="Arial"/>
@@ -24538,7 +24538,7 @@
               <w:spacing w:after="10" w:before="0"/>
               <w:ind w:left="120"/>
             </w:pPr>
-            <w:hyperlink w:history="1" r:id="rIdbzbrt6vjaxhrh2bewrokd">
+            <w:hyperlink w:history="1" r:id="rId1x3e07oakbqdncknb1rai">
               <w:r>
                 <w:rPr>
                   <w:rFonts w:ascii="Arial" w:cs="Arial" w:eastAsia="Arial" w:hAnsi="Arial"/>
@@ -24738,7 +24738,7 @@
             <w:pPr>
               <w:spacing w:after="20" w:before="0"/>
             </w:pPr>
-            <w:hyperlink w:history="1" r:id="rIdfdbt1i_7a1qxmo2ituyl2">
+            <w:hyperlink w:history="1" r:id="rIdo1tofv3qotcvz_u1-0opb">
               <w:r>
                 <w:rPr>
                   <w:rFonts w:ascii="Arial" w:cs="Arial" w:eastAsia="Arial" w:hAnsi="Arial"/>
@@ -24771,7 +24771,7 @@
               <w:spacing w:after="10" w:before="0"/>
               <w:ind w:left="120"/>
             </w:pPr>
-            <w:hyperlink w:history="1" r:id="rIdxtax1rfjij4nhmx_gdjgu">
+            <w:hyperlink w:history="1" r:id="rIdicyh-cszujukqhzymhzq-">
               <w:r>
                 <w:rPr>
                   <w:rFonts w:ascii="Arial" w:cs="Arial" w:eastAsia="Arial" w:hAnsi="Arial"/>
@@ -24816,7 +24816,7 @@
             <w:pPr>
               <w:spacing w:after="20" w:before="0"/>
             </w:pPr>
-            <w:hyperlink w:history="1" r:id="rIdgo644hmwcebidsailftlc">
+            <w:hyperlink w:history="1" r:id="rIdzlddxkj2amuhryulxgaqn">
               <w:r>
                 <w:rPr>
                   <w:rFonts w:ascii="Arial" w:cs="Arial" w:eastAsia="Arial" w:hAnsi="Arial"/>
@@ -24849,7 +24849,7 @@
               <w:spacing w:after="10" w:before="0"/>
               <w:ind w:left="120"/>
             </w:pPr>
-            <w:hyperlink w:history="1" r:id="rIdxez_qqhmxz5beb-utjsv4">
+            <w:hyperlink w:history="1" r:id="rIdnum9ogpofcfjyjxe0ggtr">
               <w:r>
                 <w:rPr>
                   <w:rFonts w:ascii="Arial" w:cs="Arial" w:eastAsia="Arial" w:hAnsi="Arial"/>
@@ -25049,7 +25049,7 @@
             <w:pPr>
               <w:spacing w:after="20" w:before="0"/>
             </w:pPr>
-            <w:hyperlink w:history="1" r:id="rIdychzgknceenp54ug7qa1z">
+            <w:hyperlink w:history="1" r:id="rIdwsjryhlodm-2bdvyaevq4">
               <w:r>
                 <w:rPr>
                   <w:rFonts w:ascii="Arial" w:cs="Arial" w:eastAsia="Arial" w:hAnsi="Arial"/>
@@ -25082,7 +25082,7 @@
               <w:spacing w:after="10" w:before="0"/>
               <w:ind w:left="120"/>
             </w:pPr>
-            <w:hyperlink w:history="1" r:id="rIdxkwyysollaum4pjci9t4v">
+            <w:hyperlink w:history="1" r:id="rIdbynkgmf0sdutv5fqiwcpe">
               <w:r>
                 <w:rPr>
                   <w:rFonts w:ascii="Arial" w:cs="Arial" w:eastAsia="Arial" w:hAnsi="Arial"/>
@@ -25127,7 +25127,7 @@
             <w:pPr>
               <w:spacing w:after="20" w:before="0"/>
             </w:pPr>
-            <w:hyperlink w:history="1" r:id="rIdltl6hs68dhe19ri-_zdti">
+            <w:hyperlink w:history="1" r:id="rIde3mzy7h_vg_9lzse0dzvl">
               <w:r>
                 <w:rPr>
                   <w:rFonts w:ascii="Arial" w:cs="Arial" w:eastAsia="Arial" w:hAnsi="Arial"/>
@@ -25160,7 +25160,7 @@
               <w:spacing w:after="10" w:before="0"/>
               <w:ind w:left="120"/>
             </w:pPr>
-            <w:hyperlink w:history="1" r:id="rIdij_35gxctmjtttjftnak4">
+            <w:hyperlink w:history="1" r:id="rId9qj_lxbrkfz3bujed97az">
               <w:r>
                 <w:rPr>
                   <w:rFonts w:ascii="Arial" w:cs="Arial" w:eastAsia="Arial" w:hAnsi="Arial"/>
@@ -25360,7 +25360,7 @@
             <w:pPr>
               <w:spacing w:after="20" w:before="0"/>
             </w:pPr>
-            <w:hyperlink w:history="1" r:id="rIddejhs8quypfagp4otb9d7">
+            <w:hyperlink w:history="1" r:id="rIdryamwuiwv9_ihutp3sg36">
               <w:r>
                 <w:rPr>
                   <w:rFonts w:ascii="Arial" w:cs="Arial" w:eastAsia="Arial" w:hAnsi="Arial"/>
@@ -25393,7 +25393,7 @@
               <w:spacing w:after="10" w:before="0"/>
               <w:ind w:left="120"/>
             </w:pPr>
-            <w:hyperlink w:history="1" r:id="rIdjyd6w1ytkmyzutxurvmxa">
+            <w:hyperlink w:history="1" r:id="rIdiadjsqahjmbnbaj-goxfl">
               <w:r>
                 <w:rPr>
                   <w:rFonts w:ascii="Arial" w:cs="Arial" w:eastAsia="Arial" w:hAnsi="Arial"/>
@@ -25438,7 +25438,7 @@
             <w:pPr>
               <w:spacing w:after="20" w:before="0"/>
             </w:pPr>
-            <w:hyperlink w:history="1" r:id="rIdekrbzmojryc-cjrmfppyo">
+            <w:hyperlink w:history="1" r:id="rId-avmtc0hlzgysj17wj1ye">
               <w:r>
                 <w:rPr>
                   <w:rFonts w:ascii="Arial" w:cs="Arial" w:eastAsia="Arial" w:hAnsi="Arial"/>
@@ -25471,7 +25471,7 @@
               <w:spacing w:after="10" w:before="0"/>
               <w:ind w:left="120"/>
             </w:pPr>
-            <w:hyperlink w:history="1" r:id="rIdqneyl8exsbomxn0yyaozc">
+            <w:hyperlink w:history="1" r:id="rIdjgpqjvlguz8ey3hpa86tx">
               <w:r>
                 <w:rPr>
                   <w:rFonts w:ascii="Arial" w:cs="Arial" w:eastAsia="Arial" w:hAnsi="Arial"/>
@@ -25671,7 +25671,7 @@
             <w:pPr>
               <w:spacing w:after="20" w:before="0"/>
             </w:pPr>
-            <w:hyperlink w:history="1" r:id="rIdsipuowrvyptmju95tfna_">
+            <w:hyperlink w:history="1" r:id="rIdqizvjursxndtwsdgrdr1j">
               <w:r>
                 <w:rPr>
                   <w:rFonts w:ascii="Arial" w:cs="Arial" w:eastAsia="Arial" w:hAnsi="Arial"/>
@@ -25704,7 +25704,7 @@
               <w:spacing w:after="10" w:before="0"/>
               <w:ind w:left="120"/>
             </w:pPr>
-            <w:hyperlink w:history="1" r:id="rIdbhdz26psbmkn54bo07bhl">
+            <w:hyperlink w:history="1" r:id="rIdrqjili4iiep0gpoaau3uz">
               <w:r>
                 <w:rPr>
                   <w:rFonts w:ascii="Arial" w:cs="Arial" w:eastAsia="Arial" w:hAnsi="Arial"/>
@@ -25749,7 +25749,7 @@
             <w:pPr>
               <w:spacing w:after="20" w:before="0"/>
             </w:pPr>
-            <w:hyperlink w:history="1" r:id="rIdwxnbh3dq9_ma9egw7sq2u">
+            <w:hyperlink w:history="1" r:id="rIdtcpcltxzq6hliqizzuucc">
               <w:r>
                 <w:rPr>
                   <w:rFonts w:ascii="Arial" w:cs="Arial" w:eastAsia="Arial" w:hAnsi="Arial"/>
@@ -25782,7 +25782,7 @@
               <w:spacing w:after="10" w:before="0"/>
               <w:ind w:left="120"/>
             </w:pPr>
-            <w:hyperlink w:history="1" r:id="rId8uxdoa8k9x9upy282-lv8">
+            <w:hyperlink w:history="1" r:id="rIdradbwpknyfwjdjcrw2mt7">
               <w:r>
                 <w:rPr>
                   <w:rFonts w:ascii="Arial" w:cs="Arial" w:eastAsia="Arial" w:hAnsi="Arial"/>
@@ -26307,7 +26307,7 @@
         </w:rPr>
         <w:t xml:space="preserve">© 2026 SeaVuria and ARES. Aligned with KICD objectives. Developed by SeaVuria; technical implementation by ARES (with AI assistance from Claude). Licensed under </w:t>
       </w:r>
-      <w:hyperlink w:history="1" r:id="rIdv1a1d_aomvkjpzi9onvly">
+      <w:hyperlink w:history="1" r:id="rIdml74rzenqahecae5hxfgn">
         <w:r>
           <w:rPr>
             <w:rFonts w:ascii="Arial" w:cs="Arial" w:eastAsia="Arial" w:hAnsi="Arial"/>
@@ -26328,7 +26328,7 @@
         </w:rPr>
         <w:t xml:space="preserve"> (</w:t>
       </w:r>
-      <w:hyperlink w:history="1" r:id="rIdigxvz1nwuxtech7qsxlrk">
+      <w:hyperlink w:history="1" r:id="rIdc2p9-3cxtqpwypf7qjlt7">
         <w:r>
           <w:rPr>
             <w:rFonts w:ascii="Arial" w:cs="Arial" w:eastAsia="Arial" w:hAnsi="Arial"/>
